--- a/Lr2/ИиКТ_25_ПОв_Киселев_Сергей_Дмитриевич_ЛР_2.docx
+++ b/Lr2/ИиКТ_25_ПОв_Киселев_Сергей_Дмитриевич_ЛР_2.docx
@@ -9,7 +9,7 @@
           <w:ilvl w:val="0"/>
           <w:numId w:val="0"/>
         </w:numPr>
-        <w:ind w:start="567"/>
+        <w:ind w:hanging="0" w:start="567"/>
         <w:jc w:val="center"/>
         <w:outlineLvl w:val="0"/>
         <w:rPr>
@@ -100,7 +100,7 @@
           <w:ilvl w:val="0"/>
           <w:numId w:val="0"/>
         </w:numPr>
-        <w:ind w:start="567"/>
+        <w:ind w:hanging="0" w:start="567"/>
         <w:jc w:val="center"/>
         <w:outlineLvl w:val="0"/>
         <w:rPr>
@@ -291,6 +291,7 @@
           <w:ilvl w:val="0"/>
           <w:numId w:val="0"/>
         </w:numPr>
+        <w:ind w:hanging="0" w:start="0"/>
         <w:jc w:val="center"/>
         <w:outlineLvl w:val="0"/>
         <w:rPr>
@@ -473,7 +474,7 @@
           <w:ilvl w:val="0"/>
           <w:numId w:val="0"/>
         </w:numPr>
-        <w:ind w:start="4678"/>
+        <w:ind w:hanging="0" w:start="4678"/>
         <w:outlineLvl w:val="0"/>
         <w:rPr>
           <w:rFonts w:ascii="Times New Roman" w:hAnsi="Times New Roman"/>
@@ -587,7 +588,7 @@
           <w:ilvl w:val="0"/>
           <w:numId w:val="0"/>
         </w:numPr>
-        <w:ind w:start="4678"/>
+        <w:ind w:hanging="0" w:start="4678"/>
         <w:outlineLvl w:val="0"/>
         <w:rPr>
           <w:rFonts w:ascii="Times New Roman" w:hAnsi="Times New Roman"/>
@@ -613,7 +614,28 @@
         <w:rPr>
           <w:rFonts w:ascii="Times New Roman" w:hAnsi="Times New Roman"/>
         </w:rPr>
-        <w:t>________________            ____________________</w:t>
+        <w:t xml:space="preserve">________________            </w:t>
+      </w:r>
+      <w:r>
+        <w:rPr>
+          <w:rFonts w:ascii="Times New Roman" w:hAnsi="Times New Roman"/>
+          <w:lang w:val="ru-RU"/>
+        </w:rPr>
+        <w:t>_</w:t>
+      </w:r>
+      <w:r>
+        <w:rPr>
+          <w:rFonts w:ascii="Times New Roman" w:hAnsi="Times New Roman"/>
+          <w:lang w:val="ru-RU"/>
+        </w:rPr>
+        <w:t>Киселев С.Д.</w:t>
+      </w:r>
+      <w:r>
+        <w:rPr>
+          <w:rFonts w:ascii="Times New Roman" w:hAnsi="Times New Roman"/>
+          <w:lang w:val="ru-RU"/>
+        </w:rPr>
+        <w:t>_______</w:t>
       </w:r>
     </w:p>
     <w:p>
@@ -701,7 +723,23 @@
           <w:sz w:val="20"/>
           <w:szCs w:val="20"/>
         </w:rPr>
-        <w:t xml:space="preserve"> ______________________</w:t>
+        <w:t xml:space="preserve"> ________</w:t>
+      </w:r>
+      <w:r>
+        <w:rPr>
+          <w:rFonts w:ascii="Times New Roman" w:hAnsi="Times New Roman"/>
+          <w:sz w:val="20"/>
+          <w:szCs w:val="20"/>
+        </w:rPr>
+        <w:t>25-ПОв</w:t>
+      </w:r>
+      <w:r>
+        <w:rPr>
+          <w:rFonts w:ascii="Times New Roman" w:hAnsi="Times New Roman"/>
+          <w:sz w:val="20"/>
+          <w:szCs w:val="20"/>
+        </w:rPr>
+        <w:t>______</w:t>
       </w:r>
     </w:p>
     <w:p>
@@ -1075,7 +1113,6 @@
     <w:p>
       <w:pPr>
         <w:pStyle w:val="Normal"/>
-        <w:pBdr/>
         <w:spacing w:lineRule="auto" w:line="300"/>
         <w:rPr/>
       </w:pPr>
@@ -1093,7 +1130,6 @@
           <w:ilvl w:val="0"/>
           <w:numId w:val="1"/>
         </w:numPr>
-        <w:pBdr/>
         <w:spacing w:lineRule="auto" w:line="300"/>
         <w:ind w:hanging="360" w:start="600" w:end="0"/>
         <w:rPr>
@@ -1114,7 +1150,6 @@
           <w:ilvl w:val="0"/>
           <w:numId w:val="1"/>
         </w:numPr>
-        <w:pBdr/>
         <w:spacing w:lineRule="auto" w:line="300"/>
         <w:ind w:hanging="360" w:start="600" w:end="0"/>
         <w:rPr>
@@ -1135,7 +1170,6 @@
           <w:ilvl w:val="0"/>
           <w:numId w:val="1"/>
         </w:numPr>
-        <w:pBdr/>
         <w:spacing w:lineRule="auto" w:line="300"/>
         <w:ind w:hanging="360" w:start="600" w:end="0"/>
         <w:rPr>
@@ -1156,7 +1190,6 @@
           <w:ilvl w:val="0"/>
           <w:numId w:val="1"/>
         </w:numPr>
-        <w:pBdr/>
         <w:spacing w:lineRule="auto" w:line="300"/>
         <w:ind w:hanging="360" w:start="600" w:end="0"/>
         <w:rPr>
@@ -1182,7 +1215,6 @@
     <w:p>
       <w:pPr>
         <w:pStyle w:val="Normal"/>
-        <w:pBdr/>
         <w:spacing w:lineRule="auto" w:line="300"/>
         <w:rPr>
           <w:rFonts w:ascii="Arial" w:hAnsi="Arial" w:eastAsia="Arial" w:cs="Arial"/>
@@ -1198,7 +1230,6 @@
     <w:p>
       <w:pPr>
         <w:pStyle w:val="Normal"/>
-        <w:pBdr/>
         <w:spacing w:lineRule="auto" w:line="274" w:before="225" w:after="225"/>
         <w:ind w:hanging="0" w:start="225" w:end="225"/>
         <w:rPr/>
@@ -1280,7 +1311,6 @@
     <w:p>
       <w:pPr>
         <w:pStyle w:val="Normal"/>
-        <w:pBdr/>
         <w:spacing w:lineRule="auto" w:line="300"/>
         <w:rPr>
           <w:rFonts w:ascii="Arial" w:hAnsi="Arial" w:eastAsia="Arial" w:cs="Arial"/>
@@ -1296,7 +1326,6 @@
     <w:p>
       <w:pPr>
         <w:pStyle w:val="Normal"/>
-        <w:pBdr/>
         <w:spacing w:lineRule="auto" w:line="274" w:before="225" w:after="225"/>
         <w:ind w:hanging="0" w:start="225" w:end="225"/>
         <w:rPr>
@@ -1373,7 +1402,6 @@
     <w:p>
       <w:pPr>
         <w:pStyle w:val="Normal"/>
-        <w:pBdr/>
         <w:spacing w:lineRule="auto" w:line="300"/>
         <w:rPr>
           <w:rFonts w:ascii="Arial" w:hAnsi="Arial" w:eastAsia="Arial" w:cs="Arial"/>
@@ -1389,7 +1417,6 @@
     <w:p>
       <w:pPr>
         <w:pStyle w:val="Normal"/>
-        <w:pBdr/>
         <w:spacing w:lineRule="auto" w:line="274" w:before="225" w:after="225"/>
         <w:ind w:hanging="0" w:start="225" w:end="225"/>
         <w:rPr>
@@ -1485,7 +1512,6 @@
     <w:p>
       <w:pPr>
         <w:pStyle w:val="Heading2"/>
-        <w:pBdr/>
         <w:spacing w:lineRule="auto" w:line="300" w:before="0" w:after="225"/>
         <w:rPr>
           <w:rFonts w:ascii="Arial" w:hAnsi="Arial" w:eastAsia="Arial" w:cs="Arial"/>
@@ -1501,7 +1527,6 @@
     <w:p>
       <w:pPr>
         <w:pStyle w:val="Normal"/>
-        <w:pBdr/>
         <w:spacing w:lineRule="auto" w:line="300"/>
         <w:rPr>
           <w:rFonts w:ascii="Times New Roman" w:hAnsi="Times New Roman" w:eastAsia="Arial" w:cs="Times New Roman"/>
@@ -1529,7 +1554,6 @@
     <w:p>
       <w:pPr>
         <w:pStyle w:val="Normal"/>
-        <w:pBdr/>
         <w:spacing w:lineRule="auto" w:line="300"/>
         <w:rPr>
           <w:rFonts w:ascii="Times New Roman" w:hAnsi="Times New Roman" w:eastAsia="Arial" w:cs="Times New Roman"/>
@@ -1556,7 +1580,6 @@
     <w:p>
       <w:pPr>
         <w:pStyle w:val="Normal"/>
-        <w:pBdr/>
         <w:spacing w:lineRule="auto" w:line="300"/>
         <w:rPr>
           <w:rFonts w:ascii="Times New Roman" w:hAnsi="Times New Roman" w:eastAsia="Arial" w:cs="Times New Roman"/>
@@ -1664,13 +1687,9 @@
       </w:pPr>
       <w:r>
         <w:rPr>
-          <w:rFonts w:eastAsia="Arial" w:cs="Times New Roman" w:ascii="Times New Roman" w:hAnsi="Times New Roman"/>
-          <w:bCs/>
-          <w:i/>
-          <w:color w:val="000000"/>
-          <w:sz w:val="24"/>
-          <w:szCs w:val="24"/>
-          <w:u w:val="single"/>
+          <w:rFonts w:cs="Times New Roman" w:ascii="Times New Roman" w:hAnsi="Times New Roman"/>
+          <w:sz w:val="24"/>
+          <w:szCs w:val="24"/>
         </w:rPr>
         <w:drawing>
           <wp:anchor distT="0" distB="0" distL="0" distR="0" simplePos="0" relativeHeight="4" behindDoc="0" locked="0" layoutInCell="0" allowOverlap="1">
@@ -1783,7 +1802,7 @@
         </w:r>
         <w:r>
           <w:rPr/>
-          <w:t>4</w:t>
+          <w:t>5</w:t>
         </w:r>
         <w:r>
           <w:rPr/>
@@ -2490,6 +2509,7 @@
     <w:rsid w:val="0093164b"/>
     <w:pPr>
       <w:widowControl/>
+      <w:suppressAutoHyphens w:val="true"/>
       <w:bidi w:val="0"/>
       <w:spacing w:lineRule="auto" w:line="276" w:before="0" w:after="200"/>
       <w:jc w:val="start"/>
@@ -2509,7 +2529,6 @@
     <w:next w:val="Normal"/>
     <w:qFormat/>
     <w:pPr>
-      <w:pBdr/>
       <w:spacing w:lineRule="auto" w:line="240" w:before="225" w:after="225"/>
     </w:pPr>
     <w:rPr>
@@ -2617,6 +2636,39 @@
       <w:rFonts w:cs="Arial"/>
     </w:rPr>
   </w:style>
+  <w:style w:type="paragraph" w:styleId="user">
+    <w:name w:val="Заголовок (user)"/>
+    <w:basedOn w:val="Normal"/>
+    <w:next w:val="BodyText"/>
+    <w:qFormat/>
+    <w:pPr>
+      <w:keepNext w:val="true"/>
+      <w:spacing w:before="240" w:after="120"/>
+    </w:pPr>
+    <w:rPr>
+      <w:rFonts w:ascii="Liberation Sans" w:hAnsi="Liberation Sans" w:eastAsia="Microsoft YaHei" w:cs="Arial"/>
+      <w:sz w:val="28"/>
+      <w:szCs w:val="28"/>
+    </w:rPr>
+  </w:style>
+  <w:style w:type="paragraph" w:styleId="user1">
+    <w:name w:val="Указатель (user)"/>
+    <w:basedOn w:val="Normal"/>
+    <w:qFormat/>
+    <w:pPr>
+      <w:suppressLineNumbers/>
+    </w:pPr>
+    <w:rPr>
+      <w:rFonts w:cs="Arial"/>
+    </w:rPr>
+  </w:style>
+  <w:style w:type="paragraph" w:styleId="user2">
+    <w:name w:val="Колонтитулы (user)"/>
+    <w:basedOn w:val="Normal"/>
+    <w:qFormat/>
+    <w:pPr/>
+    <w:rPr/>
+  </w:style>
   <w:style w:type="paragraph" w:styleId="Style18">
     <w:name w:val="Колонтитулы"/>
     <w:basedOn w:val="Normal"/>
@@ -2694,6 +2746,7 @@
     <w:qFormat/>
     <w:pPr>
       <w:widowControl/>
+      <w:suppressAutoHyphens w:val="true"/>
       <w:bidi w:val="0"/>
       <w:spacing w:lineRule="auto" w:line="259" w:before="0" w:after="160"/>
       <w:jc w:val="start"/>
@@ -2707,8 +2760,8 @@
       <w:lang w:val="ru-RU" w:eastAsia="en-US" w:bidi="ar-SA"/>
     </w:rPr>
   </w:style>
-  <w:style w:type="numbering" w:styleId="Style19" w:default="1">
-    <w:name w:val="Без списка"/>
+  <w:style w:type="numbering" w:styleId="user3" w:default="1">
+    <w:name w:val="Без списка (user)"/>
     <w:uiPriority w:val="99"/>
     <w:semiHidden/>
     <w:unhideWhenUsed/>
